--- a/templates_标题编号-列表第二行缩进.docx
+++ b/templates_标题编号-列表第二行缩进.docx
@@ -694,7 +694,35 @@
         <w:rPr>
           <w:rStyle w:val="VerbatimChar"/>
         </w:rPr>
-        <w:t>function y = clip(x,x_min,x_max)</w:t>
+        <w:t>function y = clip(</w:t>
+      </w:r>
+      <w:proofErr w:type="gramStart"/>
+      <w:r>
+        <w:rPr>
+          <w:rStyle w:val="VerbatimChar"/>
+        </w:rPr>
+        <w:t>x,x</w:t>
+      </w:r>
+      <w:proofErr w:type="gramEnd"/>
+      <w:r>
+        <w:rPr>
+          <w:rStyle w:val="VerbatimChar"/>
+        </w:rPr>
+        <w:t>_</w:t>
+      </w:r>
+      <w:proofErr w:type="gramStart"/>
+      <w:r>
+        <w:rPr>
+          <w:rStyle w:val="VerbatimChar"/>
+        </w:rPr>
+        <w:t>min,x</w:t>
+      </w:r>
+      <w:proofErr w:type="gramEnd"/>
+      <w:r>
+        <w:rPr>
+          <w:rStyle w:val="VerbatimChar"/>
+        </w:rPr>
+        <w:t>_max)</w:t>
       </w:r>
       <w:r>
         <w:br/>
@@ -721,7 +749,21 @@
         <w:rPr>
           <w:rStyle w:val="VerbatimChar"/>
         </w:rPr>
-        <w:t xml:space="preserve">        x_min = min(x,[],'all')</w:t>
+        <w:t xml:space="preserve">        x_min = min(</w:t>
+      </w:r>
+      <w:proofErr w:type="gramStart"/>
+      <w:r>
+        <w:rPr>
+          <w:rStyle w:val="VerbatimChar"/>
+        </w:rPr>
+        <w:t>x,[</w:t>
+      </w:r>
+      <w:proofErr w:type="gramEnd"/>
+      <w:r>
+        <w:rPr>
+          <w:rStyle w:val="VerbatimChar"/>
+        </w:rPr>
+        <w:t>],'all')</w:t>
       </w:r>
       <w:r>
         <w:br/>
@@ -730,7 +772,21 @@
         <w:rPr>
           <w:rStyle w:val="VerbatimChar"/>
         </w:rPr>
-        <w:t xml:space="preserve">        x_max = max(x,[],'all')</w:t>
+        <w:t xml:space="preserve">        x_max = max(</w:t>
+      </w:r>
+      <w:proofErr w:type="gramStart"/>
+      <w:r>
+        <w:rPr>
+          <w:rStyle w:val="VerbatimChar"/>
+        </w:rPr>
+        <w:t>x,[</w:t>
+      </w:r>
+      <w:proofErr w:type="gramEnd"/>
+      <w:r>
+        <w:rPr>
+          <w:rStyle w:val="VerbatimChar"/>
+        </w:rPr>
+        <w:t>],'all')</w:t>
       </w:r>
       <w:r>
         <w:br/>
@@ -748,7 +804,35 @@
         <w:rPr>
           <w:rStyle w:val="VerbatimChar"/>
         </w:rPr>
-        <w:t xml:space="preserve">    y=min(max(x,x_min),x_max);</w:t>
+        <w:t xml:space="preserve">    y=min(max(</w:t>
+      </w:r>
+      <w:proofErr w:type="gramStart"/>
+      <w:r>
+        <w:rPr>
+          <w:rStyle w:val="VerbatimChar"/>
+        </w:rPr>
+        <w:t>x,x</w:t>
+      </w:r>
+      <w:proofErr w:type="gramEnd"/>
+      <w:r>
+        <w:rPr>
+          <w:rStyle w:val="VerbatimChar"/>
+        </w:rPr>
+        <w:t>_min</w:t>
+      </w:r>
+      <w:proofErr w:type="gramStart"/>
+      <w:r>
+        <w:rPr>
+          <w:rStyle w:val="VerbatimChar"/>
+        </w:rPr>
+        <w:t>),x</w:t>
+      </w:r>
+      <w:proofErr w:type="gramEnd"/>
+      <w:r>
+        <w:rPr>
+          <w:rStyle w:val="VerbatimChar"/>
+        </w:rPr>
+        <w:t>_max);</w:t>
       </w:r>
       <w:r>
         <w:br/>
@@ -767,11 +851,19 @@
       <w:r>
         <w:t>行内代码：</w:t>
       </w:r>
+      <w:proofErr w:type="gramStart"/>
       <w:r>
         <w:rPr>
           <w:rStyle w:val="VerbatimChar"/>
         </w:rPr>
-        <w:t>disp("Hello Matlab")</w:t>
+        <w:t>disp(</w:t>
+      </w:r>
+      <w:proofErr w:type="gramEnd"/>
+      <w:r>
+        <w:rPr>
+          <w:rStyle w:val="VerbatimChar"/>
+        </w:rPr>
+        <w:t>"Hello Matlab")</w:t>
       </w:r>
       <w:r>
         <w:t>​</w:t>
@@ -1303,9 +1395,11 @@
             <w:r>
               <w:br/>
             </w:r>
+            <w:proofErr w:type="gramStart"/>
             <w:r>
               <w:t>段前</w:t>
             </w:r>
+            <w:proofErr w:type="gramEnd"/>
             <w:r>
               <w:t xml:space="preserve">24 </w:t>
             </w:r>
@@ -2058,7 +2152,21 @@
         <w:rPr>
           <w:lang w:eastAsia="zh-CN"/>
         </w:rPr>
-        <w:t>图片无法自动居中，另外注意图片添加题注要居中的话，必须先让图片居中，再添加题注。</w:t>
+        <w:t>图片无法自动居中，另外注意图片添加</w:t>
+      </w:r>
+      <w:proofErr w:type="gramStart"/>
+      <w:r>
+        <w:rPr>
+          <w:lang w:eastAsia="zh-CN"/>
+        </w:rPr>
+        <w:t>题注要居中</w:t>
+      </w:r>
+      <w:proofErr w:type="gramEnd"/>
+      <w:r>
+        <w:rPr>
+          <w:lang w:eastAsia="zh-CN"/>
+        </w:rPr>
+        <w:t>的话，必须先让图片居中，再添加题注。</w:t>
       </w:r>
     </w:p>
     <w:p>
@@ -2074,7 +2182,21 @@
         <w:rPr>
           <w:lang w:eastAsia="zh-CN"/>
         </w:rPr>
-        <w:t>模板可以做到表格整体居中，但是表格单元格自动居中需要思源笔记文档中的表格本身先设置居中，否则不居中。</w:t>
+        <w:t>模板可以做到表格整体居中，但是表格单元格自动居中需要思源笔记文档中的表格</w:t>
+      </w:r>
+      <w:proofErr w:type="gramStart"/>
+      <w:r>
+        <w:rPr>
+          <w:lang w:eastAsia="zh-CN"/>
+        </w:rPr>
+        <w:t>本身先</w:t>
+      </w:r>
+      <w:proofErr w:type="gramEnd"/>
+      <w:r>
+        <w:rPr>
+          <w:lang w:eastAsia="zh-CN"/>
+        </w:rPr>
+        <w:t>设置居中，否则不居中。</w:t>
       </w:r>
       <w:r>
         <w:t>这是因为</w:t>
@@ -2110,41 +2232,153 @@
       <w:r>
         <w:br/>
       </w:r>
+      <w:proofErr w:type="gramStart"/>
       <w:r>
         <w:rPr>
           <w:rStyle w:val="VerbatimChar"/>
         </w:rPr>
-        <w:t>| :--------: | :--------: |</w:t>
+        <w:t>| :</w:t>
+      </w:r>
+      <w:proofErr w:type="gramEnd"/>
+      <w:r>
+        <w:rPr>
+          <w:rStyle w:val="VerbatimChar"/>
+        </w:rPr>
+        <w:t xml:space="preserve">--------: </w:t>
+      </w:r>
+      <w:proofErr w:type="gramStart"/>
+      <w:r>
+        <w:rPr>
+          <w:rStyle w:val="VerbatimChar"/>
+        </w:rPr>
+        <w:t>| :</w:t>
+      </w:r>
+      <w:proofErr w:type="gramEnd"/>
+      <w:r>
+        <w:rPr>
+          <w:rStyle w:val="VerbatimChar"/>
+        </w:rPr>
+        <w:t>--------: |</w:t>
       </w:r>
       <w:r>
         <w:br/>
       </w:r>
+      <w:proofErr w:type="gramStart"/>
       <w:r>
         <w:rPr>
           <w:rStyle w:val="VerbatimChar"/>
         </w:rPr>
-        <w:t>|  cell 1  |  cell 2  |</w:t>
-      </w:r>
+        <w:t>|  cell</w:t>
+      </w:r>
+      <w:proofErr w:type="gramEnd"/>
+      <w:r>
+        <w:rPr>
+          <w:rStyle w:val="VerbatimChar"/>
+        </w:rPr>
+        <w:t xml:space="preserve"> </w:t>
+      </w:r>
+      <w:proofErr w:type="gramStart"/>
+      <w:r>
+        <w:rPr>
+          <w:rStyle w:val="VerbatimChar"/>
+        </w:rPr>
+        <w:t>1  |</w:t>
+      </w:r>
+      <w:proofErr w:type="gramEnd"/>
+      <w:r>
+        <w:rPr>
+          <w:rStyle w:val="VerbatimChar"/>
+        </w:rPr>
+        <w:t xml:space="preserve">  cell </w:t>
+      </w:r>
+      <w:proofErr w:type="gramStart"/>
+      <w:r>
+        <w:rPr>
+          <w:rStyle w:val="VerbatimChar"/>
+        </w:rPr>
+        <w:t>2  |</w:t>
+      </w:r>
+      <w:proofErr w:type="gramEnd"/>
       <w:r>
         <w:br/>
       </w:r>
+      <w:proofErr w:type="gramStart"/>
       <w:r>
         <w:rPr>
           <w:rStyle w:val="VerbatimChar"/>
         </w:rPr>
-        <w:t>|  cell 3  |  cell 4  |</w:t>
-      </w:r>
+        <w:t>|  cell</w:t>
+      </w:r>
+      <w:proofErr w:type="gramEnd"/>
+      <w:r>
+        <w:rPr>
+          <w:rStyle w:val="VerbatimChar"/>
+        </w:rPr>
+        <w:t xml:space="preserve"> </w:t>
+      </w:r>
+      <w:proofErr w:type="gramStart"/>
+      <w:r>
+        <w:rPr>
+          <w:rStyle w:val="VerbatimChar"/>
+        </w:rPr>
+        <w:t>3  |</w:t>
+      </w:r>
+      <w:proofErr w:type="gramEnd"/>
+      <w:r>
+        <w:rPr>
+          <w:rStyle w:val="VerbatimChar"/>
+        </w:rPr>
+        <w:t xml:space="preserve">  cell </w:t>
+      </w:r>
+      <w:proofErr w:type="gramStart"/>
+      <w:r>
+        <w:rPr>
+          <w:rStyle w:val="VerbatimChar"/>
+        </w:rPr>
+        <w:t>4  |</w:t>
+      </w:r>
+      <w:proofErr w:type="gramEnd"/>
       <w:r>
         <w:br/>
       </w:r>
+      <w:proofErr w:type="gramStart"/>
       <w:r>
         <w:rPr>
           <w:rStyle w:val="VerbatimChar"/>
         </w:rPr>
-        <w:t>|  cell 5  |  cell 6  |</w:t>
+        <w:t>|  cell</w:t>
+      </w:r>
+      <w:proofErr w:type="gramEnd"/>
+      <w:r>
+        <w:rPr>
+          <w:rStyle w:val="VerbatimChar"/>
+        </w:rPr>
+        <w:t xml:space="preserve"> </w:t>
+      </w:r>
+      <w:proofErr w:type="gramStart"/>
+      <w:r>
+        <w:rPr>
+          <w:rStyle w:val="VerbatimChar"/>
+        </w:rPr>
+        <w:t>5  |</w:t>
+      </w:r>
+      <w:proofErr w:type="gramEnd"/>
+      <w:r>
+        <w:rPr>
+          <w:rStyle w:val="VerbatimChar"/>
+        </w:rPr>
+        <w:t xml:space="preserve">  cell </w:t>
+      </w:r>
+      <w:proofErr w:type="gramStart"/>
+      <w:r>
+        <w:rPr>
+          <w:rStyle w:val="VerbatimChar"/>
+        </w:rPr>
+        <w:t>6  |</w:t>
       </w:r>
       <w:bookmarkEnd w:id="56"/>
       <w:bookmarkEnd w:id="58"/>
+      <w:proofErr w:type="gramEnd"/>
     </w:p>
     <w:sectPr>
       <w:footerReference w:type="default" r:id="rId12"/>
@@ -2192,6 +2426,7 @@
         <w:docPartUnique/>
       </w:docPartObj>
     </w:sdtPr>
+    <w:sdtEndPr/>
     <w:sdtContent>
       <w:p>
         <w:pPr>
@@ -3527,7 +3762,7 @@
     <w:uiPriority w:val="9"/>
     <w:unhideWhenUsed/>
     <w:qFormat/>
-    <w:rsid w:val="00C22677"/>
+    <w:rsid w:val="005B4616"/>
     <w:pPr>
       <w:keepNext/>
       <w:keepLines/>
@@ -3539,7 +3774,7 @@
       <w:outlineLvl w:val="2"/>
     </w:pPr>
     <w:rPr>
-      <w:rFonts w:asciiTheme="majorHAnsi" w:eastAsia="黑体" w:hAnsiTheme="majorHAnsi" w:cstheme="majorBidi"/>
+      <w:rFonts w:eastAsia="黑体" w:cstheme="majorBidi"/>
       <w:b/>
       <w:bCs/>
       <w:sz w:val="26"/>
@@ -3553,7 +3788,7 @@
     <w:uiPriority w:val="9"/>
     <w:unhideWhenUsed/>
     <w:qFormat/>
-    <w:rsid w:val="00C22677"/>
+    <w:rsid w:val="005B4616"/>
     <w:pPr>
       <w:keepNext/>
       <w:keepLines/>
@@ -3565,7 +3800,7 @@
       <w:outlineLvl w:val="3"/>
     </w:pPr>
     <w:rPr>
-      <w:rFonts w:asciiTheme="majorHAnsi" w:eastAsia="黑体" w:hAnsiTheme="majorHAnsi" w:cstheme="majorBidi"/>
+      <w:rFonts w:eastAsia="黑体" w:cstheme="majorBidi"/>
       <w:bCs/>
     </w:rPr>
   </w:style>
@@ -3576,7 +3811,7 @@
     <w:uiPriority w:val="9"/>
     <w:unhideWhenUsed/>
     <w:qFormat/>
-    <w:rsid w:val="00C22677"/>
+    <w:rsid w:val="005B4616"/>
     <w:pPr>
       <w:keepNext/>
       <w:keepLines/>
@@ -3588,7 +3823,7 @@
       <w:outlineLvl w:val="4"/>
     </w:pPr>
     <w:rPr>
-      <w:rFonts w:asciiTheme="majorHAnsi" w:eastAsia="黑体" w:hAnsiTheme="majorHAnsi" w:cstheme="majorBidi"/>
+      <w:rFonts w:eastAsia="黑体" w:cstheme="majorBidi"/>
       <w:iCs/>
     </w:rPr>
   </w:style>
@@ -3599,7 +3834,7 @@
     <w:uiPriority w:val="9"/>
     <w:unhideWhenUsed/>
     <w:qFormat/>
-    <w:rsid w:val="00C22677"/>
+    <w:rsid w:val="005B4616"/>
     <w:pPr>
       <w:keepNext/>
       <w:keepLines/>
@@ -3611,7 +3846,7 @@
       <w:outlineLvl w:val="5"/>
     </w:pPr>
     <w:rPr>
-      <w:rFonts w:asciiTheme="majorHAnsi" w:eastAsia="黑体" w:hAnsiTheme="majorHAnsi" w:cstheme="majorBidi"/>
+      <w:rFonts w:eastAsia="黑体" w:cstheme="majorBidi"/>
     </w:rPr>
   </w:style>
   <w:style w:type="paragraph" w:styleId="7">
